--- a/Proposal.docx
+++ b/Proposal.docx
@@ -6775,60 +6775,115 @@
           </w:rPr>
           <w:t>https://github.com/IntelliSensing/UAV-VisLoc</w:t>
         </w:r>
+        <w:r>
+          <w:rPr>
+            <w:rStyle w:val="Hyperlink"/>
+            <w:rFonts w:ascii="Times New Roman" w:hAnsi="Times New Roman" w:cs="Times New Roman"/>
+            <w:lang w:val="en-US"/>
+          </w:rPr>
+          <w:t xml:space="preserve"> [9</w:t>
+        </w:r>
       </w:hyperlink>
       <w:r>
         <w:rPr>
           <w:rFonts w:ascii="Times New Roman" w:hAnsi="Times New Roman" w:cs="Times New Roman"/>
           <w:lang w:val="en-US"/>
         </w:rPr>
-        <w:t xml:space="preserve"> [9]</w:t>
-      </w:r>
-    </w:p>
-    <w:p>
-      <w:pPr>
-        <w:rPr>
-          <w:rFonts w:ascii="Times New Roman" w:hAnsi="Times New Roman" w:cs="Times New Roman"/>
-          <w:lang w:val="en-US"/>
-        </w:rPr>
-      </w:pPr>
-    </w:p>
-    <w:p>
-      <w:pPr>
-        <w:rPr>
-          <w:rFonts w:ascii="Times New Roman" w:hAnsi="Times New Roman" w:cs="Times New Roman"/>
-          <w:lang w:val="en-US"/>
-        </w:rPr>
-      </w:pPr>
-    </w:p>
-    <w:p>
-      <w:pPr>
-        <w:rPr>
-          <w:rFonts w:ascii="Times New Roman" w:hAnsi="Times New Roman" w:cs="Times New Roman"/>
-          <w:lang w:val="en-US"/>
-        </w:rPr>
-      </w:pPr>
-    </w:p>
-    <w:p>
-      <w:pPr>
-        <w:rPr>
-          <w:rFonts w:ascii="Times New Roman" w:hAnsi="Times New Roman" w:cs="Times New Roman"/>
-          <w:lang w:val="en-US"/>
-        </w:rPr>
-      </w:pPr>
-    </w:p>
-    <w:p>
-      <w:pPr>
-        <w:rPr>
-          <w:rFonts w:ascii="Times New Roman" w:hAnsi="Times New Roman" w:cs="Times New Roman"/>
-          <w:lang w:val="en-US"/>
-        </w:rPr>
-      </w:pPr>
-      <w:r>
-        <w:rPr>
-          <w:rFonts w:ascii="Times New Roman" w:hAnsi="Times New Roman" w:cs="Times New Roman"/>
-          <w:lang w:val="en-US"/>
-        </w:rPr>
-        <w:lastRenderedPageBreak/>
+        <w:t>]</w:t>
+      </w:r>
+    </w:p>
+    <w:p>
+      <w:pPr>
+        <w:rPr>
+          <w:rFonts w:ascii="Times New Roman" w:hAnsi="Times New Roman" w:cs="Times New Roman"/>
+        </w:rPr>
+      </w:pPr>
+      <w:r>
+        <w:rPr>
+          <w:rFonts w:ascii="Times New Roman" w:hAnsi="Times New Roman" w:cs="Times New Roman"/>
+        </w:rPr>
+        <w:t xml:space="preserve">Swiss Drone and </w:t>
+      </w:r>
+      <w:proofErr w:type="spellStart"/>
+      <w:r>
+        <w:rPr>
+          <w:rFonts w:ascii="Times New Roman" w:hAnsi="Times New Roman" w:cs="Times New Roman"/>
+        </w:rPr>
+        <w:t>Okutama</w:t>
+      </w:r>
+      <w:proofErr w:type="spellEnd"/>
+      <w:r>
+        <w:rPr>
+          <w:rFonts w:ascii="Times New Roman" w:hAnsi="Times New Roman" w:cs="Times New Roman"/>
+        </w:rPr>
+        <w:t xml:space="preserve"> Drone Datasets</w:t>
+      </w:r>
+      <w:r>
+        <w:rPr>
+          <w:rFonts w:ascii="Times New Roman" w:hAnsi="Times New Roman" w:cs="Times New Roman"/>
+        </w:rPr>
+        <w:t xml:space="preserve">: </w:t>
+      </w:r>
+      <w:hyperlink r:id="rId20" w:history="1">
+        <w:r>
+          <w:rPr>
+            <w:rStyle w:val="Hyperlink"/>
+            <w:rFonts w:ascii="Times New Roman" w:hAnsi="Times New Roman" w:cs="Times New Roman"/>
+          </w:rPr>
+          <w:t>https://www.kaggle.com/datasets/aletbm/swiss-drone-and-okutama-drone-datasets/data</w:t>
+        </w:r>
+      </w:hyperlink>
+      <w:r>
+        <w:rPr>
+          <w:rFonts w:ascii="Times New Roman" w:hAnsi="Times New Roman" w:cs="Times New Roman"/>
+        </w:rPr>
+        <w:t xml:space="preserve"> [10]</w:t>
+      </w:r>
+    </w:p>
+    <w:p>
+      <w:pPr>
+        <w:rPr>
+          <w:rFonts w:ascii="Times New Roman" w:hAnsi="Times New Roman" w:cs="Times New Roman"/>
+          <w:lang w:val="en-US"/>
+        </w:rPr>
+      </w:pPr>
+    </w:p>
+    <w:p>
+      <w:pPr>
+        <w:rPr>
+          <w:rFonts w:ascii="Times New Roman" w:hAnsi="Times New Roman" w:cs="Times New Roman"/>
+          <w:lang w:val="en-US"/>
+        </w:rPr>
+      </w:pPr>
+    </w:p>
+    <w:p>
+      <w:pPr>
+        <w:rPr>
+          <w:rFonts w:ascii="Times New Roman" w:hAnsi="Times New Roman" w:cs="Times New Roman"/>
+          <w:lang w:val="en-US"/>
+        </w:rPr>
+      </w:pPr>
+    </w:p>
+    <w:p>
+      <w:pPr>
+        <w:rPr>
+          <w:rFonts w:ascii="Times New Roman" w:hAnsi="Times New Roman" w:cs="Times New Roman"/>
+          <w:lang w:val="en-US"/>
+        </w:rPr>
+      </w:pPr>
+    </w:p>
+    <w:p>
+      <w:pPr>
+        <w:rPr>
+          <w:rFonts w:ascii="Times New Roman" w:hAnsi="Times New Roman" w:cs="Times New Roman"/>
+          <w:lang w:val="en-US"/>
+        </w:rPr>
+      </w:pPr>
+      <w:r>
+        <w:rPr>
+          <w:rFonts w:ascii="Times New Roman" w:hAnsi="Times New Roman" w:cs="Times New Roman"/>
+          <w:lang w:val="en-US"/>
+        </w:rPr>
         <w:t>Hardware:</w:t>
       </w:r>
     </w:p>
@@ -7159,7 +7214,7 @@
         </w:rPr>
         <w:t xml:space="preserve">Wang, X., Xie, L., Dong, C., &amp; Shan, Y. (2021). Real-ESRGAN: Training Real-World Blind Super-Resolution with Pure Synthetic Data. </w:t>
       </w:r>
-      <w:hyperlink r:id="rId20" w:history="1">
+      <w:hyperlink r:id="rId21" w:history="1">
         <w:r>
           <w:rPr>
             <w:rStyle w:val="Hyperlink"/>
@@ -7236,7 +7291,7 @@
         </w:rPr>
         <w:t xml:space="preserve">Xin Wang. (2007). Laplacian Operator-Based Edge Detectors. IEEE Transactions on Pattern Analysis and Machine Intelligence., 29(5), 886–890. </w:t>
       </w:r>
-      <w:hyperlink r:id="rId21" w:history="1">
+      <w:hyperlink r:id="rId22" w:history="1">
         <w:r>
           <w:rPr>
             <w:rStyle w:val="Hyperlink"/>
@@ -7292,7 +7347,7 @@
         </w:rPr>
         <w:t xml:space="preserve"> and ROI selection. In H. Yu &amp; J. Dong (Eds.), NINTH INTERNATIONAL CONFERENCE ON GRAPHIC AND IMAGE PROCESSING (ICGIP 2017) (No. 106154X; Vol. 10615). SPIE. </w:t>
       </w:r>
-      <w:hyperlink r:id="rId22" w:history="1">
+      <w:hyperlink r:id="rId23" w:history="1">
         <w:r>
           <w:rPr>
             <w:rStyle w:val="Hyperlink"/>
@@ -7364,7 +7419,7 @@
         </w:rPr>
         <w:t xml:space="preserve">[6] </w:t>
       </w:r>
-      <w:hyperlink r:id="rId23" w:history="1">
+      <w:hyperlink r:id="rId24" w:history="1">
         <w:r>
           <w:rPr>
             <w:rStyle w:val="Hyperlink"/>
@@ -7390,7 +7445,7 @@
         </w:rPr>
         <w:t xml:space="preserve">[7] </w:t>
       </w:r>
-      <w:hyperlink r:id="rId24" w:history="1">
+      <w:hyperlink r:id="rId25" w:history="1">
         <w:r>
           <w:rPr>
             <w:rStyle w:val="Hyperlink"/>
@@ -7423,7 +7478,7 @@
         </w:rPr>
         <w:t xml:space="preserve">[8] </w:t>
       </w:r>
-      <w:hyperlink r:id="rId25" w:history="1">
+      <w:hyperlink r:id="rId26" w:history="1">
         <w:r>
           <w:rPr>
             <w:rStyle w:val="Hyperlink"/>
@@ -7456,7 +7511,7 @@
         </w:rPr>
         <w:t xml:space="preserve">[9] </w:t>
       </w:r>
-      <w:hyperlink r:id="rId26" w:history="1">
+      <w:hyperlink r:id="rId27" w:history="1">
         <w:r>
           <w:rPr>
             <w:rStyle w:val="Hyperlink"/>
@@ -7474,9 +7529,42 @@
         <w:t xml:space="preserve"> </w:t>
       </w:r>
     </w:p>
+    <w:p>
+      <w:pPr>
+        <w:spacing w:line="360" w:lineRule="auto"/>
+        <w:rPr>
+          <w:rFonts w:ascii="Times New Roman" w:hAnsi="Times New Roman" w:cs="Times New Roman"/>
+          <w:lang w:val="en-US"/>
+        </w:rPr>
+      </w:pPr>
+      <w:r>
+        <w:rPr>
+          <w:rFonts w:ascii="Times New Roman" w:hAnsi="Times New Roman" w:cs="Times New Roman"/>
+          <w:lang w:val="en-US"/>
+        </w:rPr>
+        <w:t xml:space="preserve">[10] </w:t>
+      </w:r>
+      <w:hyperlink r:id="rId28" w:history="1">
+        <w:r>
+          <w:rPr>
+            <w:rStyle w:val="Hyperlink"/>
+            <w:rFonts w:ascii="Times New Roman" w:hAnsi="Times New Roman" w:cs="Times New Roman"/>
+            <w:lang w:val="en-US"/>
+          </w:rPr>
+          <w:t>https://www.kaggle.com/datasets/aletbm/swiss-drone-and-okutama-drone-datasets/data</w:t>
+        </w:r>
+      </w:hyperlink>
+      <w:r>
+        <w:rPr>
+          <w:rFonts w:ascii="Times New Roman" w:hAnsi="Times New Roman" w:cs="Times New Roman"/>
+          <w:lang w:val="en-US"/>
+        </w:rPr>
+        <w:t xml:space="preserve"> </w:t>
+      </w:r>
+    </w:p>
     <w:sectPr>
-      <w:headerReference w:type="even" r:id="rId27"/>
-      <w:headerReference w:type="default" r:id="rId28"/>
+      <w:headerReference w:type="even" r:id="rId29"/>
+      <w:headerReference w:type="default" r:id="rId30"/>
       <w:pgSz w:w="11906" w:h="16838"/>
       <w:pgMar w:top="1134" w:right="1134" w:bottom="1134" w:left="1418" w:header="708" w:footer="708" w:gutter="0"/>
       <w:pgNumType w:start="1"/>
@@ -9191,7 +9279,7 @@
 </file>
 
 <file path=customXml/itemProps1.xml><?xml version="1.0" encoding="utf-8"?>
-<ds:datastoreItem xmlns:ds="http://schemas.openxmlformats.org/officeDocument/2006/customXml" ds:itemID="{8FA3A5C0-36AC-5C4F-903A-882AF68F70C6}">
+<ds:datastoreItem xmlns:ds="http://schemas.openxmlformats.org/officeDocument/2006/customXml" ds:itemID="{C3E995DE-3D79-184F-9BCD-76B95133072A}">
   <ds:schemaRefs>
     <ds:schemaRef ds:uri="http://schemas.openxmlformats.org/officeDocument/2006/bibliography"/>
   </ds:schemaRefs>
